--- a/docs/Pre_Entrega_4_YPF.docx
+++ b/docs/Pre_Entrega_4_YPF.docx
@@ -1538,6 +1538,14 @@
       </w:r>
     </w:p>
     <w:p>
+      <w:r>
+        <w:rPr>
+          <w:b w:val="0"/>
+        </w:rPr>
+        <w:t>La pestaña “Métricas del modelo” del frontend muestra la elección de k (silhouette y Davies-Bouldin) y los perfiles de los cuatro grupos, con la cantidad de pozos y la retención al mes 12.</w:t>
+      </w:r>
+    </w:p>
+    <w:p>
       <w:pPr>
         <w:pStyle w:val="Heading1"/>
       </w:pPr>
